--- a/docs/files/f136_文雪_山东大学_管培通用方向.docx
+++ b/docs/files/f136_文雪_山东大学_管培通用方向.docx
@@ -4364,7 +4364,7 @@
                 <w:b w:val="0"/>
                 <w:sz w:val="21"/>
               </w:rPr>
-              <w:t>结果复盘：跟踪市场份额与现金流的连带变化，团队定价分歧时用历史数据测算后收敛方案</w:t>
+              <w:t>结果复盘：跟踪市场份额与现金流连带变化，团队定价分歧时用历史数据测算收敛；库存2402→1053万，降56%</w:t>
             </w:r>
           </w:p>
           <w:p>
@@ -6320,7 +6320,7 @@
                 <w:b/>
                 <w:sz w:val="21"/>
               </w:rPr>
-              <w:t>电商用户调研与体验分析</w:t>
+              <w:t>电商用户调研与分析</w:t>
             </w:r>
           </w:p>
         </w:tc>
@@ -7056,7 +7056,7 @@
                 <w:b w:val="0"/>
                 <w:sz w:val="21"/>
               </w:rPr>
-              <w:t>研究主题：以电竞场景的交互式虚拟购物（IVS）为题，看交互设计如何影响消费者的游戏乐趣与品牌态度</w:t>
+              <w:t>研究主题：以电竞场景的交互式虚拟购物（IVS）为题，考察交互设计如何影响游戏乐趣与品牌态度</w:t>
             </w:r>
           </w:p>
           <w:p>
@@ -8823,7 +8823,7 @@
                 <w:b w:val="0"/>
                 <w:sz w:val="21"/>
               </w:rPr>
-              <w:t>跨部门协同：对接各部门同步项目进度，按月汇总执行数据供负责人复盘</w:t>
+              <w:t>跨部门协同：按材料类型定位各环节卡点，按月汇总执行数据供负责人复盘</w:t>
             </w:r>
           </w:p>
           <w:p>
@@ -8950,7 +8950,7 @@
                 <w:b w:val="0"/>
                 <w:sz w:val="21"/>
               </w:rPr>
-              <w:t>流程沉淀：把审核报批环节梳理成清单式步骤，按材料类型建立分类归档</w:t>
+              <w:t>流程沉淀：把审核报批环节整理成清单式步骤，按材料类型归档，同类项目可照单执行</w:t>
             </w:r>
           </w:p>
         </w:tc>
@@ -9918,7 +9918,7 @@
                 <w:b w:val="0"/>
                 <w:sz w:val="21"/>
               </w:rPr>
-              <w:t>实地调研：8天走访伊犁、乌鲁木齐沿线9个调研点，参与问卷发放，走访少数民族了解非遗与音乐舞蹈</w:t>
+              <w:t>实地调研：8天走访伊犁至乌鲁木齐沿线9个调研点，参与问卷发放与非遗传承人访谈</w:t>
             </w:r>
           </w:p>
           <w:p>
@@ -11186,7 +11186,7 @@
                 <w:b w:val="0"/>
                 <w:sz w:val="21"/>
               </w:rPr>
-              <w:t>物资统筹：负责院级活动物资申领、出入库登记与台账记录，按需调度物料并完成现场布置</w:t>
+              <w:t>物资统筹：院级活动物资申领、出入库登记与台账记录，按台账记录调度物料并布置现场</w:t>
             </w:r>
           </w:p>
           <w:p>
